--- a/Weekly Logs/Dave/Week 5.docx
+++ b/Weekly Logs/Dave/Week 5.docx
@@ -10,6 +10,7 @@
           <w:docPartUnique/>
         </w:docPartObj>
       </w:sdtPr>
+      <w:sdtEndPr/>
       <w:sdtContent>
         <w:p/>
         <w:p>
@@ -548,6 +549,7 @@
                                   <w:dataBinding w:prefixMappings="xmlns:ns0='http://purl.org/dc/elements/1.1/' xmlns:ns1='http://schemas.openxmlformats.org/package/2006/metadata/core-properties' " w:xpath="/ns1:coreProperties[1]/ns0:subject[1]" w:storeItemID="{6C3C8BC8-F283-45AE-878A-BAB7291924A1}"/>
                                   <w:text/>
                                 </w:sdtPr>
+                                <w:sdtEndPr/>
                                 <w:sdtContent>
                                   <w:p>
                                     <w:pPr>
@@ -595,6 +597,7 @@
                                   <w:dataBinding w:prefixMappings="xmlns:ns0='http://purl.org/dc/elements/1.1/' xmlns:ns1='http://schemas.openxmlformats.org/package/2006/metadata/core-properties' " w:xpath="/ns1:coreProperties[1]/ns0:creator[1]" w:storeItemID="{6C3C8BC8-F283-45AE-878A-BAB7291924A1}"/>
                                   <w:text/>
                                 </w:sdtPr>
+                                <w:sdtEndPr/>
                                 <w:sdtContent>
                                   <w:p>
                                     <w:pPr>
@@ -658,6 +661,7 @@
                             <w:dataBinding w:prefixMappings="xmlns:ns0='http://purl.org/dc/elements/1.1/' xmlns:ns1='http://schemas.openxmlformats.org/package/2006/metadata/core-properties' " w:xpath="/ns1:coreProperties[1]/ns0:subject[1]" w:storeItemID="{6C3C8BC8-F283-45AE-878A-BAB7291924A1}"/>
                             <w:text/>
                           </w:sdtPr>
+                          <w:sdtEndPr/>
                           <w:sdtContent>
                             <w:p>
                               <w:pPr>
@@ -705,6 +709,7 @@
                             <w:dataBinding w:prefixMappings="xmlns:ns0='http://purl.org/dc/elements/1.1/' xmlns:ns1='http://schemas.openxmlformats.org/package/2006/metadata/core-properties' " w:xpath="/ns1:coreProperties[1]/ns0:creator[1]" w:storeItemID="{6C3C8BC8-F283-45AE-878A-BAB7291924A1}"/>
                             <w:text/>
                           </w:sdtPr>
+                          <w:sdtEndPr/>
                           <w:sdtContent>
                             <w:p>
                               <w:pPr>
@@ -822,6 +827,7 @@
                                     <w:calendar w:val="gregorian"/>
                                   </w:date>
                                 </w:sdtPr>
+                                <w:sdtEndPr/>
                                 <w:sdtContent>
                                   <w:p>
                                     <w:pPr>
@@ -888,6 +894,7 @@
                               <w:calendar w:val="gregorian"/>
                             </w:date>
                           </w:sdtPr>
+                          <w:sdtEndPr/>
                           <w:sdtContent>
                             <w:p>
                               <w:pPr>
@@ -1353,7 +1360,11 @@
           <w:tcPr>
             <w:tcW w:w="5063" w:type="dxa"/>
           </w:tcPr>
-          <w:p/>
+          <w:p>
+            <w:r>
+              <w:t>1 and some</w:t>
+            </w:r>
+          </w:p>
         </w:tc>
       </w:tr>
       <w:tr>

--- a/Weekly Logs/Dave/Week 5.docx
+++ b/Weekly Logs/Dave/Week 5.docx
@@ -1212,13 +1212,7 @@
           </w:tcPr>
           <w:p>
             <w:r>
-              <w:t>2</w:t>
-            </w:r>
-            <w:r>
-              <w:t xml:space="preserve">h </w:t>
-            </w:r>
-            <w:r>
-              <w:t>15m</w:t>
+              <w:t>45m</w:t>
             </w:r>
           </w:p>
         </w:tc>
@@ -1304,7 +1298,11 @@
           <w:tcPr>
             <w:tcW w:w="5063" w:type="dxa"/>
           </w:tcPr>
-          <w:p/>
+          <w:p>
+            <w:r>
+              <w:t>1h 15m</w:t>
+            </w:r>
+          </w:p>
         </w:tc>
       </w:tr>
       <w:tr>
@@ -1360,9 +1358,37 @@
           <w:tcPr>
             <w:tcW w:w="5063" w:type="dxa"/>
           </w:tcPr>
+          <w:p/>
+        </w:tc>
+      </w:tr>
+      <w:tr>
+        <w:tc>
+          <w:tcPr>
+            <w:tcW w:w="5427" w:type="dxa"/>
+          </w:tcPr>
           <w:p>
-            <w:r>
-              <w:t>1 and some</w:t>
+            <w:pPr>
+              <w:rPr>
+                <w:b/>
+                <w:bCs/>
+              </w:rPr>
+            </w:pPr>
+            <w:r>
+              <w:rPr>
+                <w:b/>
+                <w:bCs/>
+              </w:rPr>
+              <w:t>Documentation</w:t>
+            </w:r>
+          </w:p>
+        </w:tc>
+        <w:tc>
+          <w:tcPr>
+            <w:tcW w:w="5063" w:type="dxa"/>
+          </w:tcPr>
+          <w:p>
+            <w:r>
+              <w:t>1</w:t>
             </w:r>
           </w:p>
         </w:tc>
@@ -1384,63 +1410,7 @@
                 <w:b/>
                 <w:bCs/>
               </w:rPr>
-              <w:t>Documentation</w:t>
-            </w:r>
-          </w:p>
-        </w:tc>
-        <w:tc>
-          <w:tcPr>
-            <w:tcW w:w="5063" w:type="dxa"/>
-          </w:tcPr>
-          <w:p/>
-        </w:tc>
-      </w:tr>
-      <w:tr>
-        <w:tc>
-          <w:tcPr>
-            <w:tcW w:w="5427" w:type="dxa"/>
-          </w:tcPr>
-          <w:p>
-            <w:pPr>
-              <w:rPr>
-                <w:b/>
-                <w:bCs/>
-              </w:rPr>
-            </w:pPr>
-            <w:r>
-              <w:rPr>
-                <w:b/>
-                <w:bCs/>
-              </w:rPr>
               <w:t>Logbook preparation</w:t>
-            </w:r>
-          </w:p>
-        </w:tc>
-        <w:tc>
-          <w:tcPr>
-            <w:tcW w:w="5063" w:type="dxa"/>
-          </w:tcPr>
-          <w:p/>
-        </w:tc>
-      </w:tr>
-      <w:tr>
-        <w:tc>
-          <w:tcPr>
-            <w:tcW w:w="5427" w:type="dxa"/>
-          </w:tcPr>
-          <w:p>
-            <w:pPr>
-              <w:rPr>
-                <w:b/>
-                <w:bCs/>
-              </w:rPr>
-            </w:pPr>
-            <w:r>
-              <w:rPr>
-                <w:b/>
-                <w:bCs/>
-              </w:rPr>
-              <w:t>Other</w:t>
             </w:r>
           </w:p>
         </w:tc>
@@ -1450,7 +1420,7 @@
           </w:tcPr>
           <w:p>
             <w:r>
-              <w:t>24</w:t>
+              <w:t>1</w:t>
             </w:r>
           </w:p>
         </w:tc>
@@ -1472,7 +1442,7 @@
                 <w:b/>
                 <w:bCs/>
               </w:rPr>
-              <w:t>Total hours for this week</w:t>
+              <w:t>Other</w:t>
             </w:r>
           </w:p>
         </w:tc>
@@ -1480,7 +1450,11 @@
           <w:tcPr>
             <w:tcW w:w="5063" w:type="dxa"/>
           </w:tcPr>
-          <w:p/>
+          <w:p>
+            <w:r>
+              <w:t>24</w:t>
+            </w:r>
+          </w:p>
         </w:tc>
       </w:tr>
       <w:tr>
@@ -1500,14 +1474,7 @@
                 <w:b/>
                 <w:bCs/>
               </w:rPr>
-              <w:t>Running total</w:t>
-            </w:r>
-            <w:r>
-              <w:rPr>
-                <w:b/>
-                <w:bCs/>
-              </w:rPr>
-              <w:t xml:space="preserve"> of hours completed for Capstone</w:t>
+              <w:t>Total hours for this week</w:t>
             </w:r>
           </w:p>
         </w:tc>
@@ -1515,7 +1482,50 @@
           <w:tcPr>
             <w:tcW w:w="5063" w:type="dxa"/>
           </w:tcPr>
-          <w:p/>
+          <w:p>
+            <w:r>
+              <w:t>28</w:t>
+            </w:r>
+          </w:p>
+        </w:tc>
+      </w:tr>
+      <w:tr>
+        <w:tc>
+          <w:tcPr>
+            <w:tcW w:w="5427" w:type="dxa"/>
+          </w:tcPr>
+          <w:p>
+            <w:pPr>
+              <w:rPr>
+                <w:b/>
+                <w:bCs/>
+              </w:rPr>
+            </w:pPr>
+            <w:r>
+              <w:rPr>
+                <w:b/>
+                <w:bCs/>
+              </w:rPr>
+              <w:t>Running total</w:t>
+            </w:r>
+            <w:r>
+              <w:rPr>
+                <w:b/>
+                <w:bCs/>
+              </w:rPr>
+              <w:t xml:space="preserve"> of hours completed for Capstone</w:t>
+            </w:r>
+          </w:p>
+        </w:tc>
+        <w:tc>
+          <w:tcPr>
+            <w:tcW w:w="5063" w:type="dxa"/>
+          </w:tcPr>
+          <w:p>
+            <w:r>
+              <w:t>68</w:t>
+            </w:r>
+          </w:p>
         </w:tc>
       </w:tr>
     </w:tbl>
@@ -1565,43 +1575,36 @@
         <w:rPr>
           <w:lang w:val="en-NZ"/>
         </w:rPr>
-        <w:t>Tues</w:t>
+        <w:t xml:space="preserve">Friday </w:t>
       </w:r>
       <w:r>
         <w:rPr>
           <w:lang w:val="en-NZ"/>
         </w:rPr>
-        <w:t xml:space="preserve">day </w:t>
+        <w:t>2pm – 2:45pm. Discussed tasks to populate Trello board with.</w:t>
+      </w:r>
+    </w:p>
+    <w:p>
+      <w:pPr>
+        <w:rPr>
+          <w:lang w:val="en-NZ"/>
+        </w:rPr>
+      </w:pPr>
+      <w:r>
+        <w:rPr>
+          <w:b/>
+          <w:bCs/>
+          <w:lang w:val="en-NZ"/>
+        </w:rPr>
+        <w:t>Rese</w:t>
       </w:r>
       <w:r>
         <w:rPr>
+          <w:b/>
+          <w:bCs/>
           <w:lang w:val="en-NZ"/>
         </w:rPr>
-        <w:t xml:space="preserve">11am-12:30pm. </w:t>
-      </w:r>
-      <w:r>
-        <w:rPr>
-          <w:lang w:val="en-NZ"/>
-        </w:rPr>
-        <w:t xml:space="preserve">Auditing hourly </w:t>
-      </w:r>
-      <w:r>
-        <w:rPr>
-          <w:lang w:val="en-NZ"/>
-        </w:rPr>
-        <w:t>logs</w:t>
-      </w:r>
-      <w:r>
-        <w:rPr>
-          <w:lang w:val="en-NZ"/>
-        </w:rPr>
-        <w:t xml:space="preserve">, </w:t>
-      </w:r>
-      <w:r>
-        <w:rPr>
-          <w:lang w:val="en-NZ"/>
-        </w:rPr>
-        <w:t>and deciding what to do for the week.</w:t>
+        <w:t xml:space="preserve">arch: </w:t>
       </w:r>
     </w:p>
     <w:p>
@@ -1614,13 +1617,13 @@
         <w:rPr>
           <w:lang w:val="en-NZ"/>
         </w:rPr>
-        <w:t xml:space="preserve">Friday </w:t>
+        <w:t xml:space="preserve">Looking into how </w:t>
       </w:r>
       <w:r>
         <w:rPr>
           <w:lang w:val="en-NZ"/>
         </w:rPr>
-        <w:t>2pm – 2:45pm. Discussed tasks to populate Trello board with.</w:t>
+        <w:t>Kanban works, best practices.</w:t>
       </w:r>
     </w:p>
     <w:p>
@@ -1637,23 +1640,20 @@
           <w:bCs/>
           <w:lang w:val="en-NZ"/>
         </w:rPr>
-        <w:t>Client meetings</w:t>
+        <w:t>Other:</w:t>
       </w:r>
+    </w:p>
+    <w:p>
+      <w:pPr>
+        <w:rPr>
+          <w:lang w:val="en-NZ"/>
+        </w:rPr>
+      </w:pPr>
       <w:r>
         <w:rPr>
-          <w:b/>
-          <w:bCs/>
           <w:lang w:val="en-NZ"/>
         </w:rPr>
-        <w:t>:</w:t>
-      </w:r>
-      <w:r>
-        <w:rPr>
-          <w:b/>
-          <w:bCs/>
-          <w:lang w:val="en-NZ"/>
-        </w:rPr>
-        <w:t xml:space="preserve"> </w:t>
+        <w:t>I was sick this week, and have a doctor’s note to certify this. Confirmed with Dax.</w:t>
       </w:r>
     </w:p>
     <w:p>
@@ -1668,7 +1668,7 @@
           <w:bCs/>
           <w:lang w:val="en-NZ"/>
         </w:rPr>
-        <w:t>Advisor</w:t>
+        <w:t>Documentation:</w:t>
       </w:r>
       <w:r>
         <w:rPr>
@@ -1676,15 +1676,28 @@
           <w:bCs/>
           <w:lang w:val="en-NZ"/>
         </w:rPr>
-        <w:t xml:space="preserve"> meetings: </w:t>
+        <w:br/>
       </w:r>
-    </w:p>
-    <w:p>
-      <w:pPr>
+      <w:r>
         <w:rPr>
           <w:lang w:val="en-NZ"/>
         </w:rPr>
-      </w:pPr>
+        <w:t>Setting up</w:t>
+      </w:r>
+      <w:r>
+        <w:rPr>
+          <w:b/>
+          <w:bCs/>
+          <w:lang w:val="en-NZ"/>
+        </w:rPr>
+        <w:t xml:space="preserve"> </w:t>
+      </w:r>
+      <w:r>
+        <w:rPr>
+          <w:lang w:val="en-NZ"/>
+        </w:rPr>
+        <w:t>Trello board for project management.</w:t>
+      </w:r>
     </w:p>
     <w:sectPr>
       <w:pgSz w:w="11906" w:h="16838"/>
